--- a/ProjectMilestone.docx
+++ b/ProjectMilestone.docx
@@ -361,6 +361,13 @@
             <w:vAlign w:val="center"/>
           </w:tcPr>
           <w:p>
+            <w:pPr>
+              <w:rPr>
+                <w:rFonts w:ascii="Times New Roman" w:eastAsia="Times New Roman" w:hAnsi="Times New Roman" w:cs="Times New Roman"/>
+                <w:sz w:val="20"/>
+                <w:szCs w:val="20"/>
+              </w:rPr>
+            </w:pPr>
             <w:r>
               <w:rPr>
                 <w:rFonts w:ascii="Times New Roman" w:eastAsia="Times New Roman" w:hAnsi="Times New Roman" w:cs="Times New Roman"/>
@@ -368,6 +375,98 @@
                 <w:szCs w:val="20"/>
               </w:rPr>
               <w:t>Schema, Normalization, Dataflow, Application Workflow</w:t>
+            </w:r>
+          </w:p>
+        </w:tc>
+      </w:tr>
+      <w:tr>
+        <w:tc>
+          <w:tcPr>
+            <w:tcW w:w="2400" w:type="dxa"/>
+            <w:tcBorders>
+              <w:top w:val="single" w:sz="2" w:space="0" w:color="000000"/>
+              <w:left w:val="single" w:sz="2" w:space="0" w:color="000000"/>
+              <w:bottom w:val="single" w:sz="2" w:space="0" w:color="000000"/>
+              <w:right w:val="single" w:sz="2" w:space="0" w:color="000000"/>
+            </w:tcBorders>
+            <w:shd w:val="clear" w:color="auto" w:fill="F2F2F2"/>
+            <w:tcMar>
+              <w:top w:w="60" w:type="dxa"/>
+              <w:left w:w="100" w:type="dxa"/>
+              <w:bottom w:w="60" w:type="dxa"/>
+              <w:right w:w="100" w:type="dxa"/>
+            </w:tcMar>
+            <w:vAlign w:val="center"/>
+          </w:tcPr>
+          <w:p>
+            <w:pPr>
+              <w:rPr>
+                <w:rFonts w:ascii="Times New Roman" w:eastAsia="Times New Roman" w:hAnsi="Times New Roman" w:cs="Times New Roman"/>
+                <w:sz w:val="20"/>
+                <w:szCs w:val="20"/>
+              </w:rPr>
+            </w:pPr>
+            <w:proofErr w:type="spellStart"/>
+            <w:r>
+              <w:rPr>
+                <w:rFonts w:ascii="Times New Roman" w:eastAsia="Times New Roman" w:hAnsi="Times New Roman" w:cs="Times New Roman"/>
+                <w:sz w:val="20"/>
+                <w:szCs w:val="20"/>
+              </w:rPr>
+              <w:t>G</w:t>
+            </w:r>
+            <w:r>
+              <w:rPr>
+                <w:rFonts w:ascii="Times New Roman" w:eastAsia="Times New Roman" w:hAnsi="Times New Roman" w:cs="Times New Roman"/>
+                <w:sz w:val="20"/>
+                <w:szCs w:val="20"/>
+              </w:rPr>
+              <w:t>ithub</w:t>
+            </w:r>
+            <w:proofErr w:type="spellEnd"/>
+            <w:r>
+              <w:rPr>
+                <w:rFonts w:ascii="Times New Roman" w:eastAsia="Times New Roman" w:hAnsi="Times New Roman" w:cs="Times New Roman"/>
+                <w:sz w:val="20"/>
+                <w:szCs w:val="20"/>
+              </w:rPr>
+              <w:t xml:space="preserve"> link</w:t>
+            </w:r>
+          </w:p>
+        </w:tc>
+        <w:tc>
+          <w:tcPr>
+            <w:tcW w:w="6960" w:type="dxa"/>
+            <w:tcBorders>
+              <w:top w:val="single" w:sz="2" w:space="0" w:color="000000"/>
+              <w:left w:val="single" w:sz="2" w:space="0" w:color="000000"/>
+              <w:bottom w:val="single" w:sz="2" w:space="0" w:color="000000"/>
+              <w:right w:val="single" w:sz="2" w:space="0" w:color="000000"/>
+            </w:tcBorders>
+            <w:shd w:val="clear" w:color="auto" w:fill="F2F2F2"/>
+            <w:tcMar>
+              <w:top w:w="60" w:type="dxa"/>
+              <w:left w:w="100" w:type="dxa"/>
+              <w:bottom w:w="60" w:type="dxa"/>
+              <w:right w:w="100" w:type="dxa"/>
+            </w:tcMar>
+            <w:vAlign w:val="center"/>
+          </w:tcPr>
+          <w:p>
+            <w:pPr>
+              <w:rPr>
+                <w:rFonts w:ascii="Times New Roman" w:eastAsia="Times New Roman" w:hAnsi="Times New Roman" w:cs="Times New Roman"/>
+                <w:sz w:val="20"/>
+                <w:szCs w:val="20"/>
+              </w:rPr>
+            </w:pPr>
+            <w:r>
+              <w:rPr>
+                <w:rFonts w:ascii="Times New Roman" w:eastAsia="Times New Roman" w:hAnsi="Times New Roman" w:cs="Times New Roman"/>
+                <w:sz w:val="20"/>
+                <w:szCs w:val="20"/>
+              </w:rPr>
+              <w:t>https://github.com/Hamadtahir7/Chat-system</w:t>
             </w:r>
           </w:p>
         </w:tc>

--- a/ProjectMilestone.docx
+++ b/ProjectMilestone.docx
@@ -1,6 +1,6 @@
 
 <file path=word/document.xml><?xml version="1.0" encoding="utf-8"?>
-<w:document xmlns:wpc="http://schemas.microsoft.com/office/word/2010/wordprocessingCanvas" xmlns:cx="http://schemas.microsoft.com/office/drawing/2014/chartex" xmlns:cx1="http://schemas.microsoft.com/office/drawing/2015/9/8/chartex" xmlns:cx2="http://schemas.microsoft.com/office/drawing/2015/10/21/chartex" xmlns:cx3="http://schemas.microsoft.com/office/drawing/2016/5/9/chartex" xmlns:cx4="http://schemas.microsoft.com/office/drawing/2016/5/10/chartex" xmlns:cx5="http://schemas.microsoft.com/office/drawing/2016/5/11/chartex" xmlns:cx6="http://schemas.microsoft.com/office/drawing/2016/5/12/chartex" xmlns:cx7="http://schemas.microsoft.com/office/drawing/2016/5/13/chartex" xmlns:cx8="http://schemas.microsoft.com/office/drawing/2016/5/14/chartex" xmlns:mc="http://schemas.openxmlformats.org/markup-compatibility/2006" xmlns:aink="http://schemas.microsoft.com/office/drawing/2016/ink" xmlns:am3d="http://schemas.microsoft.com/office/drawing/2017/model3d" xmlns:o="urn:schemas-microsoft-com:office:office" xmlns:r="http://schemas.openxmlformats.org/officeDocument/2006/relationships" xmlns:m="http://schemas.openxmlformats.org/officeDocument/2006/math" xmlns:v="urn:schemas-microsoft-com:vml" xmlns:wp14="http://schemas.microsoft.com/office/word/2010/wordprocessingDrawing" xmlns:wp="http://schemas.openxmlformats.org/drawingml/2006/wordprocessingDrawing" xmlns:w10="urn:schemas-microsoft-com:office:word" xmlns:w="http://schemas.openxmlformats.org/wordprocessingml/2006/main" xmlns:w14="http://schemas.microsoft.com/office/word/2010/wordml" xmlns:w15="http://schemas.microsoft.com/office/word/2012/wordml" xmlns:w16cex="http://schemas.microsoft.com/office/word/2018/wordml/cex" xmlns:w16cid="http://schemas.microsoft.com/office/word/2016/wordml/cid" xmlns:w16="http://schemas.microsoft.com/office/word/2018/wordml" xmlns:w16se="http://schemas.microsoft.com/office/word/2015/wordml/symex" xmlns:wpg="http://schemas.microsoft.com/office/word/2010/wordprocessingGroup" xmlns:wpi="http://schemas.microsoft.com/office/word/2010/wordprocessingInk" xmlns:wne="http://schemas.microsoft.com/office/word/2006/wordml" xmlns:wps="http://schemas.microsoft.com/office/word/2010/wordprocessingShape" mc:Ignorable="w14 w15 w16se w16cid w16 w16cex wp14">
+<w:document xmlns:wpc="http://schemas.microsoft.com/office/word/2010/wordprocessingCanvas" xmlns:cx="http://schemas.microsoft.com/office/drawing/2014/chartex" xmlns:cx1="http://schemas.microsoft.com/office/drawing/2015/9/8/chartex" xmlns:cx2="http://schemas.microsoft.com/office/drawing/2015/10/21/chartex" xmlns:cx3="http://schemas.microsoft.com/office/drawing/2016/5/9/chartex" xmlns:cx4="http://schemas.microsoft.com/office/drawing/2016/5/10/chartex" xmlns:cx5="http://schemas.microsoft.com/office/drawing/2016/5/11/chartex" xmlns:cx6="http://schemas.microsoft.com/office/drawing/2016/5/12/chartex" xmlns:cx7="http://schemas.microsoft.com/office/drawing/2016/5/13/chartex" xmlns:cx8="http://schemas.microsoft.com/office/drawing/2016/5/14/chartex" xmlns:mc="http://schemas.openxmlformats.org/markup-compatibility/2006" xmlns:aink="http://schemas.microsoft.com/office/drawing/2016/ink" xmlns:am3d="http://schemas.microsoft.com/office/drawing/2017/model3d" xmlns:o="urn:schemas-microsoft-com:office:office" xmlns:oel="http://schemas.microsoft.com/office/2019/extlst" xmlns:r="http://schemas.openxmlformats.org/officeDocument/2006/relationships" xmlns:m="http://schemas.openxmlformats.org/officeDocument/2006/math" xmlns:v="urn:schemas-microsoft-com:vml" xmlns:wp14="http://schemas.microsoft.com/office/word/2010/wordprocessingDrawing" xmlns:wp="http://schemas.openxmlformats.org/drawingml/2006/wordprocessingDrawing" xmlns:w10="urn:schemas-microsoft-com:office:word" xmlns:w="http://schemas.openxmlformats.org/wordprocessingml/2006/main" xmlns:w14="http://schemas.microsoft.com/office/word/2010/wordml" xmlns:w15="http://schemas.microsoft.com/office/word/2012/wordml" xmlns:w16cex="http://schemas.microsoft.com/office/word/2018/wordml/cex" xmlns:w16cid="http://schemas.microsoft.com/office/word/2016/wordml/cid" xmlns:w16="http://schemas.microsoft.com/office/word/2018/wordml" xmlns:w16sdtdh="http://schemas.microsoft.com/office/word/2020/wordml/sdtdatahash" xmlns:w16se="http://schemas.microsoft.com/office/word/2015/wordml/symex" xmlns:wpg="http://schemas.microsoft.com/office/word/2010/wordprocessingGroup" xmlns:wpi="http://schemas.microsoft.com/office/word/2010/wordprocessingInk" xmlns:wne="http://schemas.microsoft.com/office/word/2006/wordml" xmlns:wps="http://schemas.microsoft.com/office/word/2010/wordprocessingShape" mc:Ignorable="w14 w15 w16se w16cid w16 w16cex w16sdtdh wp14">
   <w:body>
     <w:p>
       <w:pPr>
@@ -762,7 +762,15 @@
                 <w:sz w:val="20"/>
                 <w:szCs w:val="20"/>
               </w:rPr>
-              <w:t>1.0</w:t>
+              <w:t>2</w:t>
+            </w:r>
+            <w:r>
+              <w:rPr>
+                <w:rFonts w:ascii="Times New Roman" w:eastAsia="Times New Roman" w:hAnsi="Times New Roman" w:cs="Times New Roman"/>
+                <w:sz w:val="20"/>
+                <w:szCs w:val="20"/>
+              </w:rPr>
+              <w:t>.0</w:t>
             </w:r>
           </w:p>
         </w:tc>
@@ -851,7 +859,15 @@
                 <w:sz w:val="20"/>
                 <w:szCs w:val="20"/>
               </w:rPr>
-              <w:t>1.0</w:t>
+              <w:t>3</w:t>
+            </w:r>
+            <w:r>
+              <w:rPr>
+                <w:rFonts w:ascii="Times New Roman" w:eastAsia="Times New Roman" w:hAnsi="Times New Roman" w:cs="Times New Roman"/>
+                <w:sz w:val="20"/>
+                <w:szCs w:val="20"/>
+              </w:rPr>
+              <w:t>.0</w:t>
             </w:r>
           </w:p>
         </w:tc>
@@ -940,7 +956,15 @@
                 <w:sz w:val="20"/>
                 <w:szCs w:val="20"/>
               </w:rPr>
-              <w:t>1.0</w:t>
+              <w:t>4</w:t>
+            </w:r>
+            <w:r>
+              <w:rPr>
+                <w:rFonts w:ascii="Times New Roman" w:eastAsia="Times New Roman" w:hAnsi="Times New Roman" w:cs="Times New Roman"/>
+                <w:sz w:val="20"/>
+                <w:szCs w:val="20"/>
+              </w:rPr>
+              <w:t>.0</w:t>
             </w:r>
           </w:p>
         </w:tc>
@@ -1029,7 +1053,15 @@
                 <w:sz w:val="20"/>
                 <w:szCs w:val="20"/>
               </w:rPr>
-              <w:t>1.0</w:t>
+              <w:t>5</w:t>
+            </w:r>
+            <w:r>
+              <w:rPr>
+                <w:rFonts w:ascii="Times New Roman" w:eastAsia="Times New Roman" w:hAnsi="Times New Roman" w:cs="Times New Roman"/>
+                <w:sz w:val="20"/>
+                <w:szCs w:val="20"/>
+              </w:rPr>
+              <w:t>.0</w:t>
             </w:r>
           </w:p>
         </w:tc>
@@ -16108,7 +16140,7 @@
 </file>
 
 <file path=word/numbering.xml><?xml version="1.0" encoding="utf-8"?>
-<w:numbering xmlns:wpc="http://schemas.microsoft.com/office/word/2010/wordprocessingCanvas" xmlns:cx="http://schemas.microsoft.com/office/drawing/2014/chartex" xmlns:cx1="http://schemas.microsoft.com/office/drawing/2015/9/8/chartex" xmlns:cx2="http://schemas.microsoft.com/office/drawing/2015/10/21/chartex" xmlns:cx3="http://schemas.microsoft.com/office/drawing/2016/5/9/chartex" xmlns:cx4="http://schemas.microsoft.com/office/drawing/2016/5/10/chartex" xmlns:cx5="http://schemas.microsoft.com/office/drawing/2016/5/11/chartex" xmlns:cx6="http://schemas.microsoft.com/office/drawing/2016/5/12/chartex" xmlns:cx7="http://schemas.microsoft.com/office/drawing/2016/5/13/chartex" xmlns:cx8="http://schemas.microsoft.com/office/drawing/2016/5/14/chartex" xmlns:mc="http://schemas.openxmlformats.org/markup-compatibility/2006" xmlns:aink="http://schemas.microsoft.com/office/drawing/2016/ink" xmlns:am3d="http://schemas.microsoft.com/office/drawing/2017/model3d" xmlns:o="urn:schemas-microsoft-com:office:office" xmlns:r="http://schemas.openxmlformats.org/officeDocument/2006/relationships" xmlns:m="http://schemas.openxmlformats.org/officeDocument/2006/math" xmlns:v="urn:schemas-microsoft-com:vml" xmlns:wp14="http://schemas.microsoft.com/office/word/2010/wordprocessingDrawing" xmlns:wp="http://schemas.openxmlformats.org/drawingml/2006/wordprocessingDrawing" xmlns:w10="urn:schemas-microsoft-com:office:word" xmlns:w="http://schemas.openxmlformats.org/wordprocessingml/2006/main" xmlns:w14="http://schemas.microsoft.com/office/word/2010/wordml" xmlns:w15="http://schemas.microsoft.com/office/word/2012/wordml" xmlns:w16cex="http://schemas.microsoft.com/office/word/2018/wordml/cex" xmlns:w16cid="http://schemas.microsoft.com/office/word/2016/wordml/cid" xmlns:w16="http://schemas.microsoft.com/office/word/2018/wordml" xmlns:w16se="http://schemas.microsoft.com/office/word/2015/wordml/symex" xmlns:wpg="http://schemas.microsoft.com/office/word/2010/wordprocessingGroup" xmlns:wpi="http://schemas.microsoft.com/office/word/2010/wordprocessingInk" xmlns:wne="http://schemas.microsoft.com/office/word/2006/wordml" xmlns:wps="http://schemas.microsoft.com/office/word/2010/wordprocessingShape" mc:Ignorable="w14 w15 w16se w16cid w16 w16cex wp14">
+<w:numbering xmlns:wpc="http://schemas.microsoft.com/office/word/2010/wordprocessingCanvas" xmlns:cx="http://schemas.microsoft.com/office/drawing/2014/chartex" xmlns:cx1="http://schemas.microsoft.com/office/drawing/2015/9/8/chartex" xmlns:cx2="http://schemas.microsoft.com/office/drawing/2015/10/21/chartex" xmlns:cx3="http://schemas.microsoft.com/office/drawing/2016/5/9/chartex" xmlns:cx4="http://schemas.microsoft.com/office/drawing/2016/5/10/chartex" xmlns:cx5="http://schemas.microsoft.com/office/drawing/2016/5/11/chartex" xmlns:cx6="http://schemas.microsoft.com/office/drawing/2016/5/12/chartex" xmlns:cx7="http://schemas.microsoft.com/office/drawing/2016/5/13/chartex" xmlns:cx8="http://schemas.microsoft.com/office/drawing/2016/5/14/chartex" xmlns:mc="http://schemas.openxmlformats.org/markup-compatibility/2006" xmlns:aink="http://schemas.microsoft.com/office/drawing/2016/ink" xmlns:am3d="http://schemas.microsoft.com/office/drawing/2017/model3d" xmlns:o="urn:schemas-microsoft-com:office:office" xmlns:oel="http://schemas.microsoft.com/office/2019/extlst" xmlns:r="http://schemas.openxmlformats.org/officeDocument/2006/relationships" xmlns:m="http://schemas.openxmlformats.org/officeDocument/2006/math" xmlns:v="urn:schemas-microsoft-com:vml" xmlns:wp14="http://schemas.microsoft.com/office/word/2010/wordprocessingDrawing" xmlns:wp="http://schemas.openxmlformats.org/drawingml/2006/wordprocessingDrawing" xmlns:w10="urn:schemas-microsoft-com:office:word" xmlns:w="http://schemas.openxmlformats.org/wordprocessingml/2006/main" xmlns:w14="http://schemas.microsoft.com/office/word/2010/wordml" xmlns:w15="http://schemas.microsoft.com/office/word/2012/wordml" xmlns:w16cex="http://schemas.microsoft.com/office/word/2018/wordml/cex" xmlns:w16cid="http://schemas.microsoft.com/office/word/2016/wordml/cid" xmlns:w16="http://schemas.microsoft.com/office/word/2018/wordml" xmlns:w16sdtdh="http://schemas.microsoft.com/office/word/2020/wordml/sdtdatahash" xmlns:w16se="http://schemas.microsoft.com/office/word/2015/wordml/symex" xmlns:wpg="http://schemas.microsoft.com/office/word/2010/wordprocessingGroup" xmlns:wpi="http://schemas.microsoft.com/office/word/2010/wordprocessingInk" xmlns:wne="http://schemas.microsoft.com/office/word/2006/wordml" xmlns:wps="http://schemas.microsoft.com/office/word/2010/wordprocessingShape" mc:Ignorable="w14 w15 w16se w16cid w16 w16cex w16sdtdh wp14">
   <w:abstractNum w:abstractNumId="0" w15:restartNumberingAfterBreak="0">
     <w:nsid w:val="0E94034D"/>
     <w:multiLevelType w:val="hybridMultilevel"/>
@@ -16330,16 +16362,16 @@
       </w:rPr>
     </w:lvl>
   </w:abstractNum>
-  <w:num w:numId="1">
+  <w:num w:numId="1" w16cid:durableId="1907571747">
     <w:abstractNumId w:val="2"/>
   </w:num>
-  <w:num w:numId="2">
+  <w:num w:numId="2" w16cid:durableId="1839149654">
     <w:abstractNumId w:val="0"/>
     <w:lvlOverride w:ilvl="0">
       <w:startOverride w:val="1"/>
     </w:lvlOverride>
   </w:num>
-  <w:num w:numId="3">
+  <w:num w:numId="3" w16cid:durableId="387849913">
     <w:abstractNumId w:val="1"/>
     <w:lvlOverride w:ilvl="0">
       <w:startOverride w:val="1"/>
@@ -16349,7 +16381,7 @@
 </file>
 
 <file path=word/styles.xml><?xml version="1.0" encoding="utf-8"?>
-<w:styles xmlns:mc="http://schemas.openxmlformats.org/markup-compatibility/2006" xmlns:r="http://schemas.openxmlformats.org/officeDocument/2006/relationships" xmlns:w="http://schemas.openxmlformats.org/wordprocessingml/2006/main" xmlns:w14="http://schemas.microsoft.com/office/word/2010/wordml" xmlns:w15="http://schemas.microsoft.com/office/word/2012/wordml" xmlns:w16cex="http://schemas.microsoft.com/office/word/2018/wordml/cex" xmlns:w16cid="http://schemas.microsoft.com/office/word/2016/wordml/cid" xmlns:w16="http://schemas.microsoft.com/office/word/2018/wordml" xmlns:w16se="http://schemas.microsoft.com/office/word/2015/wordml/symex" mc:Ignorable="w14 w15 w16se w16cid w16 w16cex">
+<w:styles xmlns:mc="http://schemas.openxmlformats.org/markup-compatibility/2006" xmlns:r="http://schemas.openxmlformats.org/officeDocument/2006/relationships" xmlns:w="http://schemas.openxmlformats.org/wordprocessingml/2006/main" xmlns:w14="http://schemas.microsoft.com/office/word/2010/wordml" xmlns:w15="http://schemas.microsoft.com/office/word/2012/wordml" xmlns:w16cex="http://schemas.microsoft.com/office/word/2018/wordml/cex" xmlns:w16cid="http://schemas.microsoft.com/office/word/2016/wordml/cid" xmlns:w16="http://schemas.microsoft.com/office/word/2018/wordml" xmlns:w16sdtdh="http://schemas.microsoft.com/office/word/2020/wordml/sdtdatahash" xmlns:w16se="http://schemas.microsoft.com/office/word/2015/wordml/symex" mc:Ignorable="w14 w15 w16se w16cid w16 w16cex w16sdtdh">
   <w:docDefaults>
     <w:rPrDefault>
       <w:rPr>
